--- a/clients/_templates/LeBlanc-Security-Testing-Authorization.docx
+++ b/clients/_templates/LeBlanc-Security-Testing-Authorization.docx
@@ -420,157 +420,6 @@
     </w:tbl>
     <w:p>
       <w:pPr>
-        <w:spacing w:after="0" w:before="160"/>
-      </w:pPr>
-      <w:r>
-        <w:rPr>
-          <w:rFonts w:ascii="Arial" w:cs="Arial" w:eastAsia="Arial" w:hAnsi="Arial"/>
-          <w:color w:val="5A6B78"/>
-          <w:sz w:val="18"/>
-          <w:szCs w:val="18"/>
-        </w:rPr>
-        <w:t xml:space="preserve">Emergency contact during testing (if different):</w:t>
-      </w:r>
-    </w:p>
-    <w:tbl>
-      <w:tblPr>
-        <w:tblW w:type="dxa" w:w="9360"/>
-        <w:tblBorders>
-          <w:top w:val="none" w:color="FFFFFF" w:sz="0"/>
-          <w:left w:val="none" w:color="FFFFFF" w:sz="0"/>
-          <w:bottom w:val="none" w:color="FFFFFF" w:sz="0"/>
-          <w:right w:val="none" w:color="FFFFFF" w:sz="0"/>
-          <w:insideH w:val="none" w:color="FFFFFF" w:sz="0"/>
-          <w:insideV w:val="none" w:color="FFFFFF" w:sz="0"/>
-        </w:tblBorders>
-      </w:tblPr>
-      <w:tblGrid>
-        <w:gridCol w:w="1500"/>
-        <w:gridCol w:w="3660"/>
-        <w:gridCol w:w="1344"/>
-        <w:gridCol w:w="2856"/>
-      </w:tblGrid>
-      <w:tr>
-        <w:tc>
-          <w:tcPr>
-            <w:tcW w:type="dxa" w:w="1500"/>
-            <w:tcBorders>
-              <w:top w:val="none" w:color="FFFFFF" w:sz="0"/>
-              <w:left w:val="none" w:color="FFFFFF" w:sz="0"/>
-              <w:bottom w:val="none" w:color="FFFFFF" w:sz="0"/>
-              <w:right w:val="none" w:color="FFFFFF" w:sz="0"/>
-            </w:tcBorders>
-            <w:tcMar>
-              <w:top w:type="dxa" w:w="120"/>
-              <w:left w:type="dxa" w:w="0"/>
-              <w:bottom w:type="dxa" w:w="20"/>
-              <w:right w:type="dxa" w:w="80"/>
-            </w:tcMar>
-          </w:tcPr>
-          <w:p>
-            <w:r>
-              <w:rPr>
-                <w:rFonts w:ascii="Arial" w:cs="Arial" w:eastAsia="Arial" w:hAnsi="Arial"/>
-                <w:b/>
-                <w:bCs/>
-                <w:color w:val="5A6B78"/>
-                <w:sz w:val="18"/>
-                <w:szCs w:val="18"/>
-              </w:rPr>
-              <w:t xml:space="preserve">Name</w:t>
-            </w:r>
-          </w:p>
-        </w:tc>
-        <w:tc>
-          <w:tcPr>
-            <w:tcW w:type="dxa" w:w="3660"/>
-            <w:tcBorders>
-              <w:top w:val="none" w:color="FFFFFF" w:sz="0"/>
-              <w:left w:val="none" w:color="FFFFFF" w:sz="0"/>
-              <w:bottom w:val="single" w:color="5A6B78" w:sz="6"/>
-              <w:right w:val="none" w:color="FFFFFF" w:sz="0"/>
-            </w:tcBorders>
-            <w:tcMar>
-              <w:top w:type="dxa" w:w="120"/>
-              <w:left w:type="dxa" w:w="60"/>
-              <w:bottom w:type="dxa" w:w="20"/>
-              <w:right w:type="dxa" w:w="160"/>
-            </w:tcMar>
-          </w:tcPr>
-          <w:p>
-            <w:r>
-              <w:rPr>
-                <w:rFonts w:ascii="Arial" w:cs="Arial" w:eastAsia="Arial" w:hAnsi="Arial"/>
-                <w:color w:val="15232E"/>
-                <w:sz w:val="20"/>
-                <w:szCs w:val="20"/>
-              </w:rPr>
-              <w:t xml:space="preserve"/>
-            </w:r>
-          </w:p>
-        </w:tc>
-        <w:tc>
-          <w:tcPr>
-            <w:tcW w:type="dxa" w:w="1344"/>
-            <w:tcBorders>
-              <w:top w:val="none" w:color="FFFFFF" w:sz="0"/>
-              <w:left w:val="none" w:color="FFFFFF" w:sz="0"/>
-              <w:bottom w:val="none" w:color="FFFFFF" w:sz="0"/>
-              <w:right w:val="none" w:color="FFFFFF" w:sz="0"/>
-            </w:tcBorders>
-            <w:tcMar>
-              <w:top w:type="dxa" w:w="120"/>
-              <w:left w:type="dxa" w:w="0"/>
-              <w:bottom w:type="dxa" w:w="20"/>
-              <w:right w:type="dxa" w:w="80"/>
-            </w:tcMar>
-          </w:tcPr>
-          <w:p>
-            <w:r>
-              <w:rPr>
-                <w:rFonts w:ascii="Arial" w:cs="Arial" w:eastAsia="Arial" w:hAnsi="Arial"/>
-                <w:b/>
-                <w:bCs/>
-                <w:color w:val="5A6B78"/>
-                <w:sz w:val="18"/>
-                <w:szCs w:val="18"/>
-              </w:rPr>
-              <w:t xml:space="preserve">Phone</w:t>
-            </w:r>
-          </w:p>
-        </w:tc>
-        <w:tc>
-          <w:tcPr>
-            <w:tcW w:type="dxa" w:w="2856"/>
-            <w:tcBorders>
-              <w:top w:val="none" w:color="FFFFFF" w:sz="0"/>
-              <w:left w:val="none" w:color="FFFFFF" w:sz="0"/>
-              <w:bottom w:val="single" w:color="5A6B78" w:sz="6"/>
-              <w:right w:val="none" w:color="FFFFFF" w:sz="0"/>
-            </w:tcBorders>
-            <w:tcMar>
-              <w:top w:type="dxa" w:w="120"/>
-              <w:left w:type="dxa" w:w="60"/>
-              <w:bottom w:type="dxa" w:w="20"/>
-              <w:right w:type="dxa" w:w="160"/>
-            </w:tcMar>
-          </w:tcPr>
-          <w:p>
-            <w:r>
-              <w:rPr>
-                <w:rFonts w:ascii="Arial" w:cs="Arial" w:eastAsia="Arial" w:hAnsi="Arial"/>
-                <w:color w:val="15232E"/>
-                <w:sz w:val="20"/>
-                <w:szCs w:val="20"/>
-              </w:rPr>
-              <w:t xml:space="preserve"/>
-            </w:r>
-          </w:p>
-        </w:tc>
-      </w:tr>
-    </w:tbl>
-    <w:p>
-      <w:pPr>
         <w:keepNext/>
         <w:pBdr>
           <w:bottom w:val="single" w:color="D3DCE2" w:sz="6" w:space="4"/>
@@ -1252,6 +1101,61 @@
         </w:tc>
       </w:tr>
     </w:tbl>
+    <w:p>
+      <w:pPr>
+        <w:spacing w:before="160"/>
+      </w:pPr>
+    </w:p>
+    <w:p>
+      <w:pPr>
+        <w:spacing w:after="100" w:line="264"/>
+        <w:ind w:left="360" w:hanging="360"/>
+      </w:pPr>
+      <w:r>
+        <w:rPr>
+          <w:rFonts w:ascii="Arial" w:cs="Arial" w:eastAsia="Arial" w:hAnsi="Arial"/>
+          <w:color w:val="15232E"/>
+          <w:sz w:val="26"/>
+          <w:szCs w:val="26"/>
+        </w:rPr>
+        <w:t xml:space="preserve">☐  </w:t>
+      </w:r>
+      <w:r>
+        <w:rPr>
+          <w:rFonts w:ascii="Arial" w:cs="Arial" w:eastAsia="Arial" w:hAnsi="Arial"/>
+          <w:b/>
+          <w:bCs/>
+          <w:color w:val="15232E"/>
+          <w:sz w:val="20"/>
+          <w:szCs w:val="20"/>
+        </w:rPr>
+        <w:t xml:space="preserve">Standard hours</w:t>
+      </w:r>
+      <w:r>
+        <w:rPr>
+          <w:rFonts w:ascii="Arial" w:cs="Arial" w:eastAsia="Arial" w:hAnsi="Arial"/>
+          <w:color w:val="15232E"/>
+          <w:sz w:val="20"/>
+          <w:szCs w:val="20"/>
+        </w:rPr>
+        <w:t xml:space="preserve"> — test after business hours: weekdays 6 pm to 7 am, and weekends.</w:t>
+      </w:r>
+    </w:p>
+    <w:p>
+      <w:pPr>
+        <w:spacing w:after="100" w:line="276"/>
+        <w:ind w:left="360"/>
+      </w:pPr>
+      <w:r>
+        <w:rPr>
+          <w:rFonts w:ascii="Arial" w:cs="Arial" w:eastAsia="Arial" w:hAnsi="Arial"/>
+          <w:color w:val="5A6B78"/>
+          <w:sz w:val="20"/>
+          <w:szCs w:val="20"/>
+        </w:rPr>
+        <w:t xml:space="preserve">Or allowed hours: ________________________________</w:t>
+      </w:r>
+    </w:p>
     <w:tbl>
       <w:tblPr>
         <w:tblW w:type="dxa" w:w="9360"/>
@@ -1267,8 +1171,6 @@
       <w:tblGrid>
         <w:gridCol w:w="1500"/>
         <w:gridCol w:w="3180"/>
-        <w:gridCol w:w="1498"/>
-        <w:gridCol w:w="3182"/>
       </w:tblGrid>
       <w:tr>
         <w:tc>
@@ -1297,71 +1199,13 @@
                 <w:sz w:val="18"/>
                 <w:szCs w:val="18"/>
               </w:rPr>
-              <w:t xml:space="preserve">Allowed hours</w:t>
+              <w:t xml:space="preserve">Time zone</w:t>
             </w:r>
           </w:p>
         </w:tc>
         <w:tc>
           <w:tcPr>
             <w:tcW w:type="dxa" w:w="3180"/>
-            <w:tcBorders>
-              <w:top w:val="none" w:color="FFFFFF" w:sz="0"/>
-              <w:left w:val="none" w:color="FFFFFF" w:sz="0"/>
-              <w:bottom w:val="single" w:color="5A6B78" w:sz="6"/>
-              <w:right w:val="none" w:color="FFFFFF" w:sz="0"/>
-            </w:tcBorders>
-            <w:tcMar>
-              <w:top w:type="dxa" w:w="120"/>
-              <w:left w:type="dxa" w:w="60"/>
-              <w:bottom w:type="dxa" w:w="20"/>
-              <w:right w:type="dxa" w:w="160"/>
-            </w:tcMar>
-          </w:tcPr>
-          <w:p>
-            <w:r>
-              <w:rPr>
-                <w:rFonts w:ascii="Arial" w:cs="Arial" w:eastAsia="Arial" w:hAnsi="Arial"/>
-                <w:color w:val="15232E"/>
-                <w:sz w:val="20"/>
-                <w:szCs w:val="20"/>
-              </w:rPr>
-              <w:t xml:space="preserve"/>
-            </w:r>
-          </w:p>
-        </w:tc>
-        <w:tc>
-          <w:tcPr>
-            <w:tcW w:type="dxa" w:w="1498"/>
-            <w:tcBorders>
-              <w:top w:val="none" w:color="FFFFFF" w:sz="0"/>
-              <w:left w:val="none" w:color="FFFFFF" w:sz="0"/>
-              <w:bottom w:val="none" w:color="FFFFFF" w:sz="0"/>
-              <w:right w:val="none" w:color="FFFFFF" w:sz="0"/>
-            </w:tcBorders>
-            <w:tcMar>
-              <w:top w:type="dxa" w:w="120"/>
-              <w:left w:type="dxa" w:w="0"/>
-              <w:bottom w:type="dxa" w:w="20"/>
-              <w:right w:type="dxa" w:w="80"/>
-            </w:tcMar>
-          </w:tcPr>
-          <w:p>
-            <w:r>
-              <w:rPr>
-                <w:rFonts w:ascii="Arial" w:cs="Arial" w:eastAsia="Arial" w:hAnsi="Arial"/>
-                <w:b/>
-                <w:bCs/>
-                <w:color w:val="5A6B78"/>
-                <w:sz w:val="18"/>
-                <w:szCs w:val="18"/>
-              </w:rPr>
-              <w:t xml:space="preserve">Time zone</w:t>
-            </w:r>
-          </w:p>
-        </w:tc>
-        <w:tc>
-          <w:tcPr>
-            <w:tcW w:type="dxa" w:w="3182"/>
             <w:tcBorders>
               <w:top w:val="none" w:color="FFFFFF" w:sz="0"/>
               <w:left w:val="none" w:color="FFFFFF" w:sz="0"/>

--- a/clients/_templates/LeBlanc-Security-Testing-Authorization.docx
+++ b/clients/_templates/LeBlanc-Security-Testing-Authorization.docx
@@ -30,7 +30,7 @@
           <w:sz w:val="40"/>
           <w:szCs w:val="40"/>
         </w:rPr>
-        <w:t xml:space="preserve">Website Security Testing Authorization</w:t>
+        <w:t xml:space="preserve">Website Project &amp; Testing Authorization</w:t>
       </w:r>
     </w:p>
     <w:p>
@@ -44,7 +44,7 @@
           <w:sz w:val="20"/>
           <w:szCs w:val="20"/>
         </w:rPr>
-        <w:t xml:space="preserve">This form gives LeBlanc Solutions written permission to test the security of the websites listed below. We do not test any system without it. Please complete every section, initial the testing type you approve, and sign at the end.</w:t>
+        <w:t xml:space="preserve">Every LeBlanc project starts with a security check of your current website, and any new website we build is tested before launch. This form gives us written permission to do that. We never test a website without it. Please complete every section, initial the testing type you approve, and sign at the end.</w:t>
       </w:r>
     </w:p>
     <w:p>
@@ -449,7 +449,7 @@
           <w:sz w:val="20"/>
           <w:szCs w:val="20"/>
         </w:rPr>
-        <w:t xml:space="preserve">Only the websites listed here may be tested. Anything not listed is out of scope.</w:t>
+        <w:t xml:space="preserve">List your current website(s). Only these, plus the new website we build for you, may be tested. Anything else is out of scope.</w:t>
       </w:r>
     </w:p>
     <w:tbl>
@@ -897,7 +897,7 @@
           <w:sz w:val="20"/>
           <w:szCs w:val="20"/>
         </w:rPr>
-        <w:t xml:space="preserve">Recon testing (standard)</w:t>
+        <w:t xml:space="preserve">Recon testing (standard, part of every project)</w:t>
       </w:r>
       <w:r>
         <w:rPr>
@@ -1288,6 +1288,25 @@
           <w:sz w:val="20"/>
           <w:szCs w:val="20"/>
         </w:rPr>
+        <w:t xml:space="preserve">If we build you a new website, we also test it before launch. That testing is covered by this form.</w:t>
+      </w:r>
+    </w:p>
+    <w:p>
+      <w:pPr>
+        <w:pStyle w:val="ListParagraph"/>
+        <w:numPr>
+          <w:ilvl w:val="0"/>
+          <w:numId w:val="2"/>
+        </w:numPr>
+        <w:spacing w:after="60" w:line="264"/>
+      </w:pPr>
+      <w:r>
+        <w:rPr>
+          <w:rFonts w:ascii="Arial" w:cs="Arial" w:eastAsia="Arial" w:hAnsi="Arial"/>
+          <w:color w:val="15232E"/>
+          <w:sz w:val="20"/>
+          <w:szCs w:val="20"/>
+        </w:rPr>
         <w:t xml:space="preserve">We do not run denial-of-service attacks, attempt to take sites offline, or deliberately delete or change your data.</w:t>
       </w:r>
     </w:p>
@@ -1733,7 +1752,7 @@
           <w:sz w:val="20"/>
           <w:szCs w:val="20"/>
         </w:rPr>
-        <w:t xml:space="preserve">This authorization covers only the websites, testing types and dates above. Any change must be agreed in writing.</w:t>
+        <w:t xml:space="preserve">This authorization covers only the websites, testing types and dates above, plus the new website we build for you. Any change must be agreed in writing.</w:t>
       </w:r>
     </w:p>
     <w:p>
@@ -2321,7 +2340,7 @@
     <w:sectPr>
       <w:footerReference w:type="default" r:id="rId6"/>
       <w:pgSz w:w="12240" w:h="15840" w:orient="portrait"/>
-      <w:pgMar w:top="1080" w:right="1440" w:bottom="1080" w:left="1440" w:header="708" w:footer="708" w:gutter="0"/>
+      <w:pgMar w:top="820" w:right="1300" w:bottom="820" w:left="1300" w:header="708" w:footer="708" w:gutter="0"/>
       <w:pgNumType/>
       <w:docGrid w:linePitch="360"/>
     </w:sectPr>
